--- a/Documentation/NOTES.docx
+++ b/Documentation/NOTES.docx
@@ -169,21 +169,7 @@
         <w:rPr>
           <w:lang w:val="fr-FR"/>
         </w:rPr>
-        <w:t xml:space="preserve"> Je </w:t>
-      </w:r>
-      <w:proofErr w:type="gramStart"/>
-      <w:r>
-        <w:rPr>
-          <w:lang w:val="fr-FR"/>
-        </w:rPr>
-        <w:t>souhaites</w:t>
-      </w:r>
-      <w:proofErr w:type="gramEnd"/>
-      <w:r>
-        <w:rPr>
-          <w:lang w:val="fr-FR"/>
-        </w:rPr>
-        <w:t xml:space="preserve"> afficher son état simplement sur un Ecran Nextion.</w:t>
+        <w:t xml:space="preserve"> Je souhaites afficher son état simplement sur un Ecran Nextion.</w:t>
       </w:r>
     </w:p>
     <w:p>
@@ -222,41 +208,17 @@
           <w:lang w:val="fr-FR"/>
         </w:rPr>
       </w:pPr>
-      <w:proofErr w:type="gramStart"/>
-      <w:r>
-        <w:rPr>
-          <w:lang w:val="fr-FR"/>
-        </w:rPr>
-        <w:t>quand</w:t>
-      </w:r>
-      <w:proofErr w:type="gramEnd"/>
-      <w:r>
-        <w:rPr>
-          <w:lang w:val="fr-FR"/>
-        </w:rPr>
-        <w:t xml:space="preserve"> elle est en IDLE</w:t>
-      </w:r>
-      <w:r>
-        <w:rPr>
-          <w:lang w:val="fr-FR"/>
-        </w:rPr>
-        <w:t xml:space="preserve">, elle envoie au Nextion </w:t>
-      </w:r>
-      <w:proofErr w:type="spellStart"/>
-      <w:proofErr w:type="gramStart"/>
-      <w:r>
-        <w:rPr>
-          <w:lang w:val="fr-FR"/>
-        </w:rPr>
-        <w:t>grayfire.en</w:t>
-      </w:r>
-      <w:proofErr w:type="spellEnd"/>
-      <w:proofErr w:type="gramEnd"/>
-      <w:r>
-        <w:rPr>
-          <w:lang w:val="fr-FR"/>
-        </w:rPr>
-        <w:t>=1</w:t>
+      <w:r>
+        <w:rPr>
+          <w:lang w:val="fr-FR"/>
+        </w:rPr>
+        <w:t>quand elle est en IDLE</w:t>
+      </w:r>
+      <w:r>
+        <w:rPr>
+          <w:lang w:val="fr-FR"/>
+        </w:rPr>
+        <w:t>, elle envoie au Nextion grayfire.en=1</w:t>
       </w:r>
     </w:p>
     <w:p>
@@ -270,35 +232,11 @@
           <w:lang w:val="fr-FR"/>
         </w:rPr>
       </w:pPr>
-      <w:proofErr w:type="gramStart"/>
-      <w:r>
-        <w:rPr>
-          <w:lang w:val="fr-FR"/>
-        </w:rPr>
-        <w:t>quand</w:t>
-      </w:r>
-      <w:proofErr w:type="gramEnd"/>
-      <w:r>
-        <w:rPr>
-          <w:lang w:val="fr-FR"/>
-        </w:rPr>
-        <w:t xml:space="preserve"> elle est en RUN, elle envoie au Nextion </w:t>
-      </w:r>
-      <w:proofErr w:type="spellStart"/>
-      <w:proofErr w:type="gramStart"/>
-      <w:r>
-        <w:rPr>
-          <w:lang w:val="fr-FR"/>
-        </w:rPr>
-        <w:t>redfire.en</w:t>
-      </w:r>
-      <w:proofErr w:type="spellEnd"/>
-      <w:proofErr w:type="gramEnd"/>
-      <w:r>
-        <w:rPr>
-          <w:lang w:val="fr-FR"/>
-        </w:rPr>
-        <w:t>=1</w:t>
+      <w:r>
+        <w:rPr>
+          <w:lang w:val="fr-FR"/>
+        </w:rPr>
+        <w:t>quand elle est en RUN, elle envoie au Nextion redfire.en=1</w:t>
       </w:r>
     </w:p>
     <w:p>
@@ -312,35 +250,11 @@
           <w:lang w:val="fr-FR"/>
         </w:rPr>
       </w:pPr>
-      <w:proofErr w:type="gramStart"/>
-      <w:r>
-        <w:rPr>
-          <w:lang w:val="fr-FR"/>
-        </w:rPr>
-        <w:t>quand</w:t>
-      </w:r>
-      <w:proofErr w:type="gramEnd"/>
-      <w:r>
-        <w:rPr>
-          <w:lang w:val="fr-FR"/>
-        </w:rPr>
-        <w:t xml:space="preserve"> elle est en COOLDOWN, elle envoie au Nextion </w:t>
-      </w:r>
-      <w:proofErr w:type="spellStart"/>
-      <w:proofErr w:type="gramStart"/>
-      <w:r>
-        <w:rPr>
-          <w:lang w:val="fr-FR"/>
-        </w:rPr>
-        <w:t>flashfire.en</w:t>
-      </w:r>
-      <w:proofErr w:type="spellEnd"/>
-      <w:proofErr w:type="gramEnd"/>
-      <w:r>
-        <w:rPr>
-          <w:lang w:val="fr-FR"/>
-        </w:rPr>
-        <w:t>=1</w:t>
+      <w:r>
+        <w:rPr>
+          <w:lang w:val="fr-FR"/>
+        </w:rPr>
+        <w:t>quand elle est en COOLDOWN, elle envoie au Nextion flashfire.en=1</w:t>
       </w:r>
     </w:p>
     <w:p>
@@ -417,19 +331,11 @@
           <w:lang w:val="fr-FR"/>
         </w:rPr>
       </w:pPr>
-      <w:proofErr w:type="gramStart"/>
-      <w:r>
-        <w:rPr>
-          <w:lang w:val="fr-FR"/>
-        </w:rPr>
-        <w:t>quand</w:t>
-      </w:r>
-      <w:proofErr w:type="gramEnd"/>
-      <w:r>
-        <w:rPr>
-          <w:lang w:val="fr-FR"/>
-        </w:rPr>
-        <w:t xml:space="preserve"> la chaudière est en MANUAL, elle envoie au Nextion </w:t>
+      <w:r>
+        <w:rPr>
+          <w:lang w:val="fr-FR"/>
+        </w:rPr>
+        <w:t xml:space="preserve">quand la chaudière est en MANUAL, elle envoie au Nextion </w:t>
       </w:r>
       <w:r>
         <w:rPr>
@@ -449,19 +355,11 @@
           <w:lang w:val="fr-FR"/>
         </w:rPr>
       </w:pPr>
-      <w:proofErr w:type="gramStart"/>
-      <w:r>
-        <w:rPr>
-          <w:lang w:val="fr-FR"/>
-        </w:rPr>
-        <w:t>quand</w:t>
-      </w:r>
-      <w:proofErr w:type="gramEnd"/>
-      <w:r>
-        <w:rPr>
-          <w:lang w:val="fr-FR"/>
-        </w:rPr>
-        <w:t xml:space="preserve"> la chaudière est en AUTO, elle envoie au Nextion </w:t>
+      <w:r>
+        <w:rPr>
+          <w:lang w:val="fr-FR"/>
+        </w:rPr>
+        <w:t xml:space="preserve">quand la chaudière est en AUTO, elle envoie au Nextion </w:t>
       </w:r>
       <w:r>
         <w:rPr>
@@ -519,19 +417,11 @@
           <w:lang w:val="fr-FR"/>
         </w:rPr>
       </w:pPr>
-      <w:proofErr w:type="gramStart"/>
-      <w:r>
-        <w:rPr>
-          <w:lang w:val="fr-FR"/>
-        </w:rPr>
-        <w:t>quand</w:t>
-      </w:r>
-      <w:proofErr w:type="gramEnd"/>
-      <w:r>
-        <w:rPr>
-          <w:lang w:val="fr-FR"/>
-        </w:rPr>
-        <w:t xml:space="preserve"> la candelette est allumée, l’Arduino envoie page0.bougie.aph=127 et page1.bougie.aph=127</w:t>
+      <w:r>
+        <w:rPr>
+          <w:lang w:val="fr-FR"/>
+        </w:rPr>
+        <w:t>quand la candelette est allumée, l’Arduino envoie page0.bougie.aph=127 et page1.bougie.aph=127</w:t>
       </w:r>
       <w:r>
         <w:rPr>
@@ -551,19 +441,11 @@
           <w:lang w:val="fr-FR"/>
         </w:rPr>
       </w:pPr>
-      <w:proofErr w:type="gramStart"/>
-      <w:r>
-        <w:rPr>
-          <w:lang w:val="fr-FR"/>
-        </w:rPr>
-        <w:t>quand</w:t>
-      </w:r>
-      <w:proofErr w:type="gramEnd"/>
-      <w:r>
-        <w:rPr>
-          <w:lang w:val="fr-FR"/>
-        </w:rPr>
-        <w:t xml:space="preserve"> la candelette est éteinte, l’Arduino envoie </w:t>
+      <w:r>
+        <w:rPr>
+          <w:lang w:val="fr-FR"/>
+        </w:rPr>
+        <w:t xml:space="preserve">quand la candelette est éteinte, l’Arduino envoie </w:t>
       </w:r>
       <w:r>
         <w:rPr>
@@ -600,23 +482,7 @@
         <w:rPr>
           <w:lang w:val="fr-FR"/>
         </w:rPr>
-        <w:t xml:space="preserve">Aussi, modifies le code pour qu’en plus d’envoyer </w:t>
-      </w:r>
-      <w:proofErr w:type="spellStart"/>
-      <w:proofErr w:type="gramStart"/>
-      <w:r>
-        <w:rPr>
-          <w:lang w:val="fr-FR"/>
-        </w:rPr>
-        <w:t>grayfire.en</w:t>
-      </w:r>
-      <w:proofErr w:type="spellEnd"/>
-      <w:proofErr w:type="gramEnd"/>
-      <w:r>
-        <w:rPr>
-          <w:lang w:val="fr-FR"/>
-        </w:rPr>
-        <w:t>=1 quand la chaudière est en IDLE, l’Arduino envoie aussi page0.nofire.aph=127 et page1.nofire.aph=127 au Nextion.</w:t>
+        <w:t>Aussi, modifies le code pour qu’en plus d’envoyer grayfire.en=1 quand la chaudière est en IDLE, l’Arduino envoie aussi page0.nofire.aph=127 et page1.nofire.aph=127 au Nextion.</w:t>
       </w:r>
     </w:p>
     <w:p>
@@ -775,63 +641,7 @@
         <w:rPr>
           <w:lang w:val="fr-FR"/>
         </w:rPr>
-        <w:t xml:space="preserve">SETDAY 6 </w:t>
-      </w:r>
-      <w:proofErr w:type="gramStart"/>
-      <w:r>
-        <w:rPr>
-          <w:lang w:val="fr-FR"/>
-        </w:rPr>
-        <w:t>00:</w:t>
-      </w:r>
-      <w:proofErr w:type="gramEnd"/>
-      <w:r>
-        <w:rPr>
-          <w:lang w:val="fr-FR"/>
-        </w:rPr>
-        <w:t xml:space="preserve">00 </w:t>
-      </w:r>
-      <w:proofErr w:type="gramStart"/>
-      <w:r>
-        <w:rPr>
-          <w:lang w:val="fr-FR"/>
-        </w:rPr>
-        <w:t>01:</w:t>
-      </w:r>
-      <w:proofErr w:type="gramEnd"/>
-      <w:r>
-        <w:rPr>
-          <w:lang w:val="fr-FR"/>
-        </w:rPr>
-        <w:t xml:space="preserve">15 </w:t>
-      </w:r>
-      <w:proofErr w:type="gramStart"/>
-      <w:r>
-        <w:rPr>
-          <w:lang w:val="fr-FR"/>
-        </w:rPr>
-        <w:t>02:</w:t>
-      </w:r>
-      <w:proofErr w:type="gramEnd"/>
-      <w:r>
-        <w:rPr>
-          <w:lang w:val="fr-FR"/>
-        </w:rPr>
-        <w:t xml:space="preserve">30 </w:t>
-      </w:r>
-      <w:proofErr w:type="gramStart"/>
-      <w:r>
-        <w:rPr>
-          <w:lang w:val="fr-FR"/>
-        </w:rPr>
-        <w:t>03:</w:t>
-      </w:r>
-      <w:proofErr w:type="gramEnd"/>
-      <w:r>
-        <w:rPr>
-          <w:lang w:val="fr-FR"/>
-        </w:rPr>
-        <w:t>45</w:t>
+        <w:t>SETDAY 6 00:00 01:15 02:30 03:45</w:t>
       </w:r>
       <w:r>
         <w:rPr>
@@ -996,21 +806,7 @@
         <w:rPr>
           <w:lang w:val="fr-FR"/>
         </w:rPr>
-        <w:t>H1.val</w:t>
-      </w:r>
-      <w:proofErr w:type="gramStart"/>
-      <w:r>
-        <w:rPr>
-          <w:lang w:val="fr-FR"/>
-        </w:rPr>
-        <w:t>=[</w:t>
-      </w:r>
-      <w:proofErr w:type="gramEnd"/>
-      <w:r>
-        <w:rPr>
-          <w:lang w:val="fr-FR"/>
-        </w:rPr>
-        <w:t>Heure correspondante sachant que 0 correspond à 00</w:t>
+        <w:t>H1.val=[Heure correspondante sachant que 0 correspond à 00</w:t>
       </w:r>
       <w:r>
         <w:rPr>
@@ -1047,21 +843,7 @@
         <w:rPr>
           <w:lang w:val="fr-FR"/>
         </w:rPr>
-        <w:t>M1.val</w:t>
-      </w:r>
-      <w:proofErr w:type="gramStart"/>
-      <w:r>
-        <w:rPr>
-          <w:lang w:val="fr-FR"/>
-        </w:rPr>
-        <w:t>=[</w:t>
-      </w:r>
-      <w:proofErr w:type="gramEnd"/>
-      <w:r>
-        <w:rPr>
-          <w:lang w:val="fr-FR"/>
-        </w:rPr>
-        <w:t xml:space="preserve">Minute correspondante sachant que 0 correspond à 00 </w:t>
+        <w:t xml:space="preserve">M1.val=[Minute correspondante sachant que 0 correspond à 00 </w:t>
       </w:r>
       <w:r>
         <w:rPr>
@@ -1110,156 +892,72 @@
         <w:rPr>
           <w:lang w:val="fr-FR"/>
         </w:rPr>
-        <w:t>H2.val</w:t>
-      </w:r>
-      <w:proofErr w:type="gramStart"/>
-      <w:r>
-        <w:rPr>
-          <w:lang w:val="fr-FR"/>
-        </w:rPr>
-        <w:t>=[</w:t>
-      </w:r>
-      <w:proofErr w:type="gramEnd"/>
-      <w:r>
-        <w:rPr>
-          <w:lang w:val="fr-FR"/>
-        </w:rPr>
-        <w:t>Heure correspondante sachant que 0 correspond à 00 et 23 correspond à 23]</w:t>
-      </w:r>
-    </w:p>
-    <w:p>
-      <w:pPr>
-        <w:rPr>
-          <w:lang w:val="fr-FR"/>
-        </w:rPr>
-      </w:pPr>
-      <w:r>
-        <w:rPr>
-          <w:lang w:val="fr-FR"/>
-        </w:rPr>
-        <w:t>M2.val</w:t>
-      </w:r>
-      <w:proofErr w:type="gramStart"/>
-      <w:r>
-        <w:rPr>
-          <w:lang w:val="fr-FR"/>
-        </w:rPr>
-        <w:t>=[</w:t>
-      </w:r>
-      <w:proofErr w:type="gramEnd"/>
-      <w:r>
-        <w:rPr>
-          <w:lang w:val="fr-FR"/>
-        </w:rPr>
-        <w:t>Minute correspondante sachant que 0 correspond à 00 et 3 correspond à 45]</w:t>
-      </w:r>
-    </w:p>
-    <w:p>
-      <w:pPr>
-        <w:rPr>
-          <w:lang w:val="fr-FR"/>
-        </w:rPr>
-      </w:pPr>
-      <w:r>
-        <w:rPr>
-          <w:lang w:val="fr-FR"/>
-        </w:rPr>
-        <w:t>H3.val</w:t>
-      </w:r>
-      <w:proofErr w:type="gramStart"/>
-      <w:r>
-        <w:rPr>
-          <w:lang w:val="fr-FR"/>
-        </w:rPr>
-        <w:t>=[</w:t>
-      </w:r>
-      <w:proofErr w:type="gramEnd"/>
-      <w:r>
-        <w:rPr>
-          <w:lang w:val="fr-FR"/>
-        </w:rPr>
-        <w:t>Heure correspondante sachant que 0 correspond à 00 et 23 correspond à 23]</w:t>
-      </w:r>
-    </w:p>
-    <w:p>
-      <w:pPr>
-        <w:rPr>
-          <w:lang w:val="fr-FR"/>
-        </w:rPr>
-      </w:pPr>
-      <w:r>
-        <w:rPr>
-          <w:lang w:val="fr-FR"/>
-        </w:rPr>
-        <w:t>M3.val</w:t>
-      </w:r>
-      <w:proofErr w:type="gramStart"/>
-      <w:r>
-        <w:rPr>
-          <w:lang w:val="fr-FR"/>
-        </w:rPr>
-        <w:t>=[</w:t>
-      </w:r>
-      <w:proofErr w:type="gramEnd"/>
-      <w:r>
-        <w:rPr>
-          <w:lang w:val="fr-FR"/>
-        </w:rPr>
-        <w:t>Minute correspondante sachant que 0 correspond à 00 et 3 correspond à 45]</w:t>
-      </w:r>
-    </w:p>
-    <w:p>
-      <w:pPr>
-        <w:rPr>
-          <w:lang w:val="fr-FR"/>
-        </w:rPr>
-      </w:pPr>
-      <w:r>
-        <w:rPr>
-          <w:lang w:val="fr-FR"/>
-        </w:rPr>
-        <w:t>H4.val</w:t>
-      </w:r>
-      <w:proofErr w:type="gramStart"/>
-      <w:r>
-        <w:rPr>
-          <w:lang w:val="fr-FR"/>
-        </w:rPr>
-        <w:t>=[</w:t>
-      </w:r>
-      <w:proofErr w:type="gramEnd"/>
-      <w:r>
-        <w:rPr>
-          <w:lang w:val="fr-FR"/>
-        </w:rPr>
-        <w:t>Heure correspondante sachant que 0 correspond à 00 et 23 correspond à 23]</w:t>
-      </w:r>
-    </w:p>
-    <w:p>
-      <w:pPr>
-        <w:rPr>
-          <w:lang w:val="fr-FR"/>
-        </w:rPr>
-      </w:pPr>
-      <w:r>
-        <w:rPr>
-          <w:lang w:val="fr-FR"/>
-        </w:rPr>
-        <w:t>M4.val</w:t>
-      </w:r>
-      <w:proofErr w:type="gramStart"/>
-      <w:r>
-        <w:rPr>
-          <w:lang w:val="fr-FR"/>
-        </w:rPr>
-        <w:t>=[</w:t>
-      </w:r>
-      <w:proofErr w:type="gramEnd"/>
-      <w:r>
-        <w:rPr>
-          <w:lang w:val="fr-FR"/>
-        </w:rPr>
-        <w:t>Minute correspondante sachant que 0 correspond à 00 et 3 correspond à 45]</w:t>
+        <w:t>H2.val=[Heure correspondante sachant que 0 correspond à 00 et 23 correspond à 23]</w:t>
+      </w:r>
+    </w:p>
+    <w:p>
+      <w:pPr>
+        <w:rPr>
+          <w:lang w:val="fr-FR"/>
+        </w:rPr>
+      </w:pPr>
+      <w:r>
+        <w:rPr>
+          <w:lang w:val="fr-FR"/>
+        </w:rPr>
+        <w:t>M2.val=[Minute correspondante sachant que 0 correspond à 00 et 3 correspond à 45]</w:t>
+      </w:r>
+    </w:p>
+    <w:p>
+      <w:pPr>
+        <w:rPr>
+          <w:lang w:val="fr-FR"/>
+        </w:rPr>
+      </w:pPr>
+      <w:r>
+        <w:rPr>
+          <w:lang w:val="fr-FR"/>
+        </w:rPr>
+        <w:t>H3.val=[Heure correspondante sachant que 0 correspond à 00 et 23 correspond à 23]</w:t>
+      </w:r>
+    </w:p>
+    <w:p>
+      <w:pPr>
+        <w:rPr>
+          <w:lang w:val="fr-FR"/>
+        </w:rPr>
+      </w:pPr>
+      <w:r>
+        <w:rPr>
+          <w:lang w:val="fr-FR"/>
+        </w:rPr>
+        <w:t>M3.val=[Minute correspondante sachant que 0 correspond à 00 et 3 correspond à 45]</w:t>
+      </w:r>
+    </w:p>
+    <w:p>
+      <w:pPr>
+        <w:rPr>
+          <w:lang w:val="fr-FR"/>
+        </w:rPr>
+      </w:pPr>
+      <w:r>
+        <w:rPr>
+          <w:lang w:val="fr-FR"/>
+        </w:rPr>
+        <w:t>H4.val=[Heure correspondante sachant que 0 correspond à 00 et 23 correspond à 23]</w:t>
+      </w:r>
+    </w:p>
+    <w:p>
+      <w:pPr>
+        <w:rPr>
+          <w:lang w:val="fr-FR"/>
+        </w:rPr>
+      </w:pPr>
+      <w:r>
+        <w:rPr>
+          <w:lang w:val="fr-FR"/>
+        </w:rPr>
+        <w:t>M4.val=[Minute correspondante sachant que 0 correspond à 00 et 3 correspond à 45]</w:t>
       </w:r>
     </w:p>
     <w:p>
@@ -1458,6 +1156,427 @@
           <w:lang w:val="fr-FR"/>
         </w:rPr>
         <w:t>fait.</w:t>
+      </w:r>
+    </w:p>
+    <w:p>
+      <w:pPr>
+        <w:rPr>
+          <w:lang w:val="fr-FR"/>
+        </w:rPr>
+      </w:pPr>
+    </w:p>
+    <w:p>
+      <w:pPr>
+        <w:rPr>
+          <w:lang w:val="fr-FR"/>
+        </w:rPr>
+      </w:pPr>
+    </w:p>
+    <w:p>
+      <w:r>
+        <w:lastRenderedPageBreak/>
+        <w:t>============================</w:t>
+      </w:r>
+    </w:p>
+    <w:p>
+      <w:r>
+        <w:t>[RTCSTATS] mode=MANUAL rtc_cps=2 ok/s=2 fail/s=0 burst_max=0 loop_hz=55806</w:t>
+      </w:r>
+    </w:p>
+    <w:p>
+      <w:r>
+        <w:t>===== SNAPSHOT M-Duino =====</w:t>
+      </w:r>
+    </w:p>
+    <w:p>
+      <w:r>
+        <w:t>RTC: 2026-02-18 12:31:36  DOW=3</w:t>
+      </w:r>
+    </w:p>
+    <w:p>
+      <w:r>
+        <w:t>MODE: MANUAL  programDemand=OFF  forceCooldown=OFF</w:t>
+      </w:r>
+    </w:p>
+    <w:p>
+      <w:r>
+        <w:t>Power: LEVEL=LOW PP=8000 PON=1000 FV=6.0</w:t>
+      </w:r>
+    </w:p>
+    <w:p>
+      <w:r>
+        <w:t>Pellet ON longest   : 0 ms (since boot/forceIdle)</w:t>
+      </w:r>
+    </w:p>
+    <w:p>
+      <w:r>
+        <w:t>I0.7  No depression : RAW=489  -&gt; AC ABSENT</w:t>
+      </w:r>
+    </w:p>
+    <w:p>
+      <w:r>
+        <w:t>I0.8  Pellets OH    : RAW=0  -&gt; AC PRESENT</w:t>
+      </w:r>
+    </w:p>
+    <w:p>
+      <w:r>
+        <w:t>I0.9  Water OH      : RAW=0  -&gt; AC PRESENT</w:t>
+      </w:r>
+    </w:p>
+    <w:p>
+      <w:pPr>
+        <w:rPr>
+          <w:lang w:val="fr-FR"/>
+        </w:rPr>
+      </w:pPr>
+      <w:r>
+        <w:rPr>
+          <w:lang w:val="fr-FR"/>
+        </w:rPr>
+        <w:t>I0.10 NTC eau       : RAW=216  V=2.111  T=31.8 °C</w:t>
+      </w:r>
+    </w:p>
+    <w:p>
+      <w:pPr>
+        <w:rPr>
+          <w:lang w:val="fr-FR"/>
+        </w:rPr>
+      </w:pPr>
+      <w:r>
+        <w:rPr>
+          <w:lang w:val="fr-FR"/>
+        </w:rPr>
+        <w:t>I0.11 Pression eau  : RAW=125  V=1.222  P=0.66 bar</w:t>
+      </w:r>
+    </w:p>
+    <w:p>
+      <w:pPr>
+        <w:rPr>
+          <w:lang w:val="fr-FR"/>
+        </w:rPr>
+      </w:pPr>
+      <w:r>
+        <w:rPr>
+          <w:lang w:val="fr-FR"/>
+        </w:rPr>
+        <w:t>I0.12 Depression    : RAW=263  V=2.571  dRAW=-9  dV=-0.088  ~dP=-0.9 mbar (indicatif)</w:t>
+      </w:r>
+    </w:p>
+    <w:p>
+      <w:pPr>
+        <w:rPr>
+          <w:lang w:val="fr-FR"/>
+        </w:rPr>
+      </w:pPr>
+      <w:r>
+        <w:rPr>
+          <w:lang w:val="fr-FR"/>
+        </w:rPr>
+        <w:t>MAX6675 fumées      : 24.75 °C</w:t>
+      </w:r>
+    </w:p>
+    <w:p>
+      <w:pPr>
+        <w:rPr>
+          <w:lang w:val="fr-FR"/>
+        </w:rPr>
+      </w:pPr>
+      <w:r>
+        <w:rPr>
+          <w:lang w:val="fr-FR"/>
+        </w:rPr>
+        <w:t>R1.1 Vis sans fin   : OFF</w:t>
+      </w:r>
+    </w:p>
+    <w:p>
+      <w:r>
+        <w:t>R1.2 Pompe          : OFF</w:t>
+      </w:r>
+    </w:p>
+    <w:p>
+      <w:r>
+        <w:t>R1.4 Candelette     : OFF</w:t>
+      </w:r>
+    </w:p>
+    <w:p>
+      <w:pPr>
+        <w:rPr>
+          <w:lang w:val="fr-FR"/>
+        </w:rPr>
+      </w:pPr>
+      <w:r>
+        <w:rPr>
+          <w:lang w:val="fr-FR"/>
+        </w:rPr>
+        <w:t>A1.0 Ventilateur    : 0.0 V (PWM=0)</w:t>
+      </w:r>
+    </w:p>
+    <w:p>
+      <w:pPr>
+        <w:rPr>
+          <w:lang w:val="fr-FR"/>
+        </w:rPr>
+      </w:pPr>
+      <w:r>
+        <w:rPr>
+          <w:lang w:val="fr-FR"/>
+        </w:rPr>
+        <w:t>Etat chaudiere      : IDLE</w:t>
+      </w:r>
+    </w:p>
+    <w:p>
+      <w:r>
+        <w:t>============================</w:t>
+      </w:r>
+    </w:p>
+    <w:p>
+      <w:pPr>
+        <w:rPr>
+          <w:lang w:val="fr-FR"/>
+        </w:rPr>
+      </w:pPr>
+    </w:p>
+    <w:p>
+      <w:pPr>
+        <w:rPr>
+          <w:lang w:val="fr-FR"/>
+        </w:rPr>
+      </w:pPr>
+    </w:p>
+    <w:p>
+      <w:pPr>
+        <w:rPr>
+          <w:lang w:val="fr-FR"/>
+        </w:rPr>
+      </w:pPr>
+    </w:p>
+    <w:p>
+      <w:pPr>
+        <w:rPr>
+          <w:lang w:val="fr-FR"/>
+        </w:rPr>
+      </w:pPr>
+    </w:p>
+    <w:p>
+      <w:pPr>
+        <w:rPr>
+          <w:lang w:val="fr-FR"/>
+        </w:rPr>
+      </w:pPr>
+    </w:p>
+    <w:p>
+      <w:pPr>
+        <w:rPr>
+          <w:lang w:val="fr-FR"/>
+        </w:rPr>
+      </w:pPr>
+    </w:p>
+    <w:p>
+      <w:pPr>
+        <w:rPr>
+          <w:lang w:val="fr-FR"/>
+        </w:rPr>
+      </w:pPr>
+    </w:p>
+    <w:p>
+      <w:pPr>
+        <w:rPr>
+          <w:lang w:val="fr-FR"/>
+        </w:rPr>
+      </w:pPr>
+      <w:r>
+        <w:rPr>
+          <w:lang w:val="fr-FR"/>
+        </w:rPr>
+        <w:lastRenderedPageBreak/>
+        <w:t>Voici mon projet Arduino pour une chaudière à pellet.</w:t>
+      </w:r>
+      <w:r>
+        <w:rPr>
+          <w:lang w:val="fr-FR"/>
+        </w:rPr>
+        <w:t xml:space="preserve"> Je souhaite désormais pouvoir </w:t>
+      </w:r>
+      <w:r>
+        <w:rPr>
+          <w:lang w:val="fr-FR"/>
+        </w:rPr>
+        <w:t>afficher des infos d’état de la chaudière de base sur l’écran Nextion.</w:t>
+      </w:r>
+    </w:p>
+    <w:p>
+      <w:pPr>
+        <w:rPr>
+          <w:lang w:val="fr-FR"/>
+        </w:rPr>
+      </w:pPr>
+      <w:r>
+        <w:rPr>
+          <w:lang w:val="fr-FR"/>
+        </w:rPr>
+        <w:t>Je souhaites afficher :</w:t>
+      </w:r>
+    </w:p>
+    <w:p>
+      <w:pPr>
+        <w:pStyle w:val="Paragraphedeliste"/>
+        <w:numPr>
+          <w:ilvl w:val="0"/>
+          <w:numId w:val="2"/>
+        </w:numPr>
+        <w:rPr>
+          <w:lang w:val="fr-FR"/>
+        </w:rPr>
+      </w:pPr>
+      <w:r>
+        <w:rPr>
+          <w:lang w:val="fr-FR"/>
+        </w:rPr>
+        <w:t>E</w:t>
+      </w:r>
+      <w:r>
+        <w:rPr>
+          <w:lang w:val="fr-FR"/>
+        </w:rPr>
+        <w:t>tat des pellets</w:t>
+      </w:r>
+    </w:p>
+    <w:p>
+      <w:pPr>
+        <w:pStyle w:val="Paragraphedeliste"/>
+        <w:numPr>
+          <w:ilvl w:val="0"/>
+          <w:numId w:val="2"/>
+        </w:numPr>
+        <w:rPr>
+          <w:lang w:val="fr-FR"/>
+        </w:rPr>
+      </w:pPr>
+      <w:r>
+        <w:rPr>
+          <w:lang w:val="fr-FR"/>
+        </w:rPr>
+        <w:t>Température</w:t>
+      </w:r>
+      <w:r>
+        <w:rPr>
+          <w:lang w:val="fr-FR"/>
+        </w:rPr>
+        <w:t xml:space="preserve"> de</w:t>
+      </w:r>
+      <w:r>
+        <w:rPr>
+          <w:lang w:val="fr-FR"/>
+        </w:rPr>
+        <w:t xml:space="preserve"> fumée</w:t>
+      </w:r>
+    </w:p>
+    <w:p>
+      <w:pPr>
+        <w:pStyle w:val="Paragraphedeliste"/>
+        <w:numPr>
+          <w:ilvl w:val="0"/>
+          <w:numId w:val="2"/>
+        </w:numPr>
+        <w:rPr>
+          <w:lang w:val="fr-FR"/>
+        </w:rPr>
+      </w:pPr>
+      <w:r>
+        <w:rPr>
+          <w:lang w:val="fr-FR"/>
+        </w:rPr>
+        <w:t>Température d’eau</w:t>
+      </w:r>
+    </w:p>
+    <w:p>
+      <w:pPr>
+        <w:pStyle w:val="Paragraphedeliste"/>
+        <w:numPr>
+          <w:ilvl w:val="0"/>
+          <w:numId w:val="2"/>
+        </w:numPr>
+        <w:rPr>
+          <w:lang w:val="fr-FR"/>
+        </w:rPr>
+      </w:pPr>
+      <w:r>
+        <w:rPr>
+          <w:lang w:val="fr-FR"/>
+        </w:rPr>
+        <w:t>Pression d’eau</w:t>
+      </w:r>
+    </w:p>
+    <w:p>
+      <w:pPr>
+        <w:pStyle w:val="Paragraphedeliste"/>
+        <w:numPr>
+          <w:ilvl w:val="0"/>
+          <w:numId w:val="2"/>
+        </w:numPr>
+        <w:rPr>
+          <w:lang w:val="fr-FR"/>
+        </w:rPr>
+      </w:pPr>
+      <w:r>
+        <w:rPr>
+          <w:lang w:val="fr-FR"/>
+        </w:rPr>
+        <w:t>Dépression</w:t>
+      </w:r>
+    </w:p>
+    <w:p>
+      <w:pPr>
+        <w:pStyle w:val="Paragraphedeliste"/>
+        <w:numPr>
+          <w:ilvl w:val="0"/>
+          <w:numId w:val="2"/>
+        </w:numPr>
+        <w:rPr>
+          <w:lang w:val="fr-FR"/>
+        </w:rPr>
+      </w:pPr>
+      <w:r>
+        <w:rPr>
+          <w:lang w:val="fr-FR"/>
+        </w:rPr>
+        <w:t>Autres alertes</w:t>
+      </w:r>
+    </w:p>
+    <w:p>
+      <w:pPr>
+        <w:pStyle w:val="Paragraphedeliste"/>
+        <w:numPr>
+          <w:ilvl w:val="0"/>
+          <w:numId w:val="2"/>
+        </w:numPr>
+        <w:rPr>
+          <w:lang w:val="fr-FR"/>
+        </w:rPr>
+      </w:pPr>
+      <w:r>
+        <w:rPr>
+          <w:lang w:val="fr-FR"/>
+        </w:rPr>
+        <w:t>Etat du ventilateur</w:t>
+      </w:r>
+    </w:p>
+    <w:p>
+      <w:pPr>
+        <w:pStyle w:val="Paragraphedeliste"/>
+        <w:numPr>
+          <w:ilvl w:val="0"/>
+          <w:numId w:val="2"/>
+        </w:numPr>
+        <w:rPr>
+          <w:lang w:val="fr-FR"/>
+        </w:rPr>
+      </w:pPr>
+      <w:r>
+        <w:rPr>
+          <w:lang w:val="fr-FR"/>
+        </w:rPr>
+        <w:t>Etat de la pompe</w:t>
       </w:r>
     </w:p>
     <w:sectPr>
@@ -2308,7 +2427,6 @@
   <w:style w:type="character" w:default="1" w:styleId="Policepardfaut">
     <w:name w:val="Default Paragraph Font"/>
     <w:uiPriority w:val="1"/>
-    <w:semiHidden/>
     <w:unhideWhenUsed/>
   </w:style>
   <w:style w:type="table" w:default="1" w:styleId="TableauNormal">
